--- a/assets/labs/lab-05-report.docx
+++ b/assets/labs/lab-05-report.docx
@@ -9,21 +9,34 @@
       <w:r>
         <w:t>Lab 5 Report - Signal ID CTF</w:t>
       </w:r>
+      <w:r>
+        <w:t xml:space="preserve"/>
+      </w:r>
+      <w:r>
+        <w:t/>
+      </w:r>
+      <w:r>
+        <w:t/>
+      </w:r>
     </w:p>
     <w:p>
       <w:pPr>
         <w:pStyle w:val="Heading2"/>
       </w:pPr>
       <w:r>
-        <w:t xml:space="preserve">Name: </w:t>
+        <w:t xml:space="preserve">Name:</w:t>
       </w:r>
     </w:p>
     <w:p>
       <w:pPr>
         <w:pStyle w:val="ListBullet"/>
+        <w:numPr>
+          <w:ilvl w:val="0"/>
+          <w:numId w:val="0"/>
+        </w:numPr>
       </w:pPr>
       <w:r>
-        <w:t xml:space="preserve">Lab Partners: </w:t>
+        <w:t xml:space="preserve">Lab Partners:</w:t>
       </w:r>
     </w:p>
     <w:p>
@@ -33,228 +46,293 @@
       <w:r>
         <w:t>Table 1 - FFT Setup and Reference Fingerprints (20)</w:t>
       </w:r>
+      <w:r>
+        <w:t xml:space="preserve"/>
+      </w:r>
     </w:p>
     <w:p>
       <w:r>
-        <w:t>Record FFT source, span, units, window, averaging, probe factor, and any changed scale.</w:t>
+        <w:t>FFT source ______  span ______  units ______  window ______  averaging ______  probe factor ______</w:t>
       </w:r>
     </w:p>
     <w:tbl>
       <w:tblPr>
         <w:tblStyle w:val="TableGrid"/>
-        <w:tblW w:type="auto" w:w="0"/>
-        <w:tblLook w:firstColumn="1" w:firstRow="1" w:lastColumn="0" w:lastRow="0" w:noHBand="0" w:noVBand="1" w:val="04A0"/>
+        <w:tblW w:w="11187" w:type="dxa"/>
+        <w:tblLook w:val="04A0" w:firstRow="1" w:lastRow="0" w:firstColumn="1" w:lastColumn="0" w:noHBand="0" w:noVBand="1"/>
       </w:tblPr>
       <w:tblGrid>
-        <w:gridCol w:w="1776"/>
-        <w:gridCol w:w="1776"/>
-        <w:gridCol w:w="1776"/>
-        <w:gridCol w:w="1776"/>
-        <w:gridCol w:w="1776"/>
-        <w:gridCol w:w="1776"/>
+        <w:gridCol w:w="2178"/>
+        <w:gridCol w:w="2579"/>
+        <w:gridCol w:w="2809"/>
+        <w:gridCol w:w="3621"/>
       </w:tblGrid>
       <w:tr>
+        <w:trPr>
+          <w:trHeight w:val="432"/>
+          <w:tblHeader/>
+        </w:trPr>
         <w:tc>
           <w:tcPr>
-            <w:tcW w:type="dxa" w:w="1776"/>
+            <w:tcW w:w="2178" w:type="dxa"/>
+            <w:shd w:val="clear" w:color="auto" w:fill="17324D"/>
+            <w:vAlign w:val="center"/>
           </w:tcPr>
           <w:p>
             <w:r>
+              <w:rPr>
+                <w:b/>
+                <w:color w:val="FFFFFF"/>
+              </w:rPr>
               <w:t>Waveform</w:t>
             </w:r>
           </w:p>
         </w:tc>
         <w:tc>
           <w:tcPr>
-            <w:tcW w:type="dxa" w:w="1776"/>
+            <w:tcW w:w="2579" w:type="dxa"/>
+            <w:shd w:val="clear" w:color="auto" w:fill="17324D"/>
+            <w:vAlign w:val="center"/>
           </w:tcPr>
           <w:p>
             <w:r>
-              <w:t>Measured f0</w:t>
+              <w:rPr>
+                <w:b/>
+                <w:color w:val="FFFFFF"/>
+              </w:rPr>
+              <w:t>Measured f0 / Vpp</w:t>
             </w:r>
           </w:p>
         </w:tc>
         <w:tc>
           <w:tcPr>
-            <w:tcW w:type="dxa" w:w="1776"/>
+            <w:tcW w:w="2809" w:type="dxa"/>
+            <w:shd w:val="clear" w:color="auto" w:fill="17324D"/>
+            <w:vAlign w:val="center"/>
           </w:tcPr>
           <w:p>
             <w:r>
-              <w:t>Measured Vpp</w:t>
-            </w:r>
-          </w:p>
-        </w:tc>
-        <w:tc>
-          <w:tcPr>
-            <w:tcW w:type="dxa" w:w="1776"/>
-          </w:tcPr>
-          <w:p>
-            <w:r>
+              <w:rPr>
+                <w:b/>
+                <w:color w:val="FFFFFF"/>
+              </w:rPr>
               <w:t>Visible harmonics</w:t>
             </w:r>
           </w:p>
         </w:tc>
         <w:tc>
           <w:tcPr>
-            <w:tcW w:type="dxa" w:w="1776"/>
+            <w:tcW w:w="3621" w:type="dxa"/>
+            <w:shd w:val="clear" w:color="auto" w:fill="17324D"/>
+            <w:vAlign w:val="center"/>
           </w:tcPr>
           <w:p>
             <w:r>
-              <w:t>Occupied span/noise relation</w:t>
-            </w:r>
-          </w:p>
-        </w:tc>
-        <w:tc>
-          <w:tcPr>
-            <w:tcW w:type="dxa" w:w="1776"/>
-          </w:tcPr>
-          <w:p>
-            <w:r>
-              <w:t>FFT settings/change</w:t>
+              <w:rPr>
+                <w:b/>
+                <w:color w:val="FFFFFF"/>
+              </w:rPr>
+              <w:t>Spectral fingerprint / uncertainty</w:t>
             </w:r>
           </w:p>
         </w:tc>
       </w:tr>
       <w:tr>
+        <w:trPr>
+          <w:trHeight w:val="490"/>
+        </w:trPr>
         <w:tc>
           <w:tcPr>
-            <w:tcW w:type="dxa" w:w="1776"/>
+            <w:tcW w:w="2178" w:type="dxa"/>
+            <w:vAlign w:val="center"/>
           </w:tcPr>
           <w:p>
             <w:r>
+              <w:rPr>
+                <w:b w:val="0"/>
+              </w:rPr>
               <w:t>Sine</w:t>
             </w:r>
           </w:p>
         </w:tc>
         <w:tc>
           <w:tcPr>
-            <w:tcW w:type="dxa" w:w="1776"/>
+            <w:tcW w:w="2579" w:type="dxa"/>
+            <w:vAlign w:val="center"/>
           </w:tcPr>
-          <w:p/>
+          <w:p>
+            <w:r>
+              <w:rPr>
+                <w:b w:val="0"/>
+              </w:rPr>
+            </w:r>
+          </w:p>
         </w:tc>
         <w:tc>
           <w:tcPr>
-            <w:tcW w:type="dxa" w:w="1776"/>
+            <w:tcW w:w="2809" w:type="dxa"/>
+            <w:vAlign w:val="center"/>
           </w:tcPr>
-          <w:p/>
+          <w:p>
+            <w:r>
+              <w:rPr>
+                <w:b w:val="0"/>
+              </w:rPr>
+            </w:r>
+          </w:p>
         </w:tc>
         <w:tc>
           <w:tcPr>
-            <w:tcW w:type="dxa" w:w="1776"/>
+            <w:tcW w:w="3621" w:type="dxa"/>
           </w:tcPr>
-          <w:p/>
-        </w:tc>
-        <w:tc>
-          <w:tcPr>
-            <w:tcW w:type="dxa" w:w="1776"/>
-          </w:tcPr>
-          <w:p/>
-        </w:tc>
-        <w:tc>
-          <w:tcPr>
-            <w:tcW w:type="dxa" w:w="1776"/>
-          </w:tcPr>
-          <w:p/>
+          <w:p>
+            <w:r>
+              <w:rPr>
+                <w:b w:val="0"/>
+              </w:rPr>
+            </w:r>
+          </w:p>
         </w:tc>
       </w:tr>
       <w:tr>
+        <w:trPr>
+          <w:trHeight w:val="490"/>
+        </w:trPr>
         <w:tc>
           <w:tcPr>
-            <w:tcW w:type="dxa" w:w="1776"/>
+            <w:tcW w:w="2178" w:type="dxa"/>
+            <w:vAlign w:val="center"/>
           </w:tcPr>
           <w:p>
             <w:r>
+              <w:rPr>
+                <w:b w:val="0"/>
+              </w:rPr>
               <w:t>Square</w:t>
             </w:r>
           </w:p>
         </w:tc>
         <w:tc>
           <w:tcPr>
-            <w:tcW w:type="dxa" w:w="1776"/>
+            <w:tcW w:w="2579" w:type="dxa"/>
+            <w:vAlign w:val="center"/>
           </w:tcPr>
-          <w:p/>
+          <w:p>
+            <w:r>
+              <w:rPr>
+                <w:b w:val="0"/>
+              </w:rPr>
+            </w:r>
+          </w:p>
         </w:tc>
         <w:tc>
           <w:tcPr>
-            <w:tcW w:type="dxa" w:w="1776"/>
+            <w:tcW w:w="2809" w:type="dxa"/>
+            <w:vAlign w:val="center"/>
           </w:tcPr>
-          <w:p/>
+          <w:p>
+            <w:r>
+              <w:rPr>
+                <w:b w:val="0"/>
+              </w:rPr>
+            </w:r>
+          </w:p>
         </w:tc>
         <w:tc>
           <w:tcPr>
-            <w:tcW w:type="dxa" w:w="1776"/>
+            <w:tcW w:w="3621" w:type="dxa"/>
           </w:tcPr>
-          <w:p/>
-        </w:tc>
-        <w:tc>
-          <w:tcPr>
-            <w:tcW w:type="dxa" w:w="1776"/>
-          </w:tcPr>
-          <w:p/>
-        </w:tc>
-        <w:tc>
-          <w:tcPr>
-            <w:tcW w:type="dxa" w:w="1776"/>
-          </w:tcPr>
-          <w:p/>
+          <w:p>
+            <w:r>
+              <w:rPr>
+                <w:b w:val="0"/>
+              </w:rPr>
+            </w:r>
+          </w:p>
         </w:tc>
       </w:tr>
       <w:tr>
+        <w:trPr>
+          <w:trHeight w:val="490"/>
+        </w:trPr>
         <w:tc>
           <w:tcPr>
-            <w:tcW w:type="dxa" w:w="1776"/>
+            <w:tcW w:w="2178" w:type="dxa"/>
+            <w:shd w:val="clear" w:color="auto" w:fill="EAF2F7"/>
+            <w:vAlign w:val="center"/>
           </w:tcPr>
           <w:p>
             <w:r>
+              <w:rPr>
+                <w:b w:val="0"/>
+              </w:rPr>
               <w:t>Triangle</w:t>
             </w:r>
           </w:p>
         </w:tc>
         <w:tc>
           <w:tcPr>
-            <w:tcW w:type="dxa" w:w="1776"/>
+            <w:tcW w:w="2579" w:type="dxa"/>
+            <w:shd w:val="clear" w:color="auto" w:fill="EAF2F7"/>
+            <w:vAlign w:val="center"/>
           </w:tcPr>
-          <w:p/>
+          <w:p>
+            <w:r>
+              <w:rPr>
+                <w:b w:val="0"/>
+              </w:rPr>
+            </w:r>
+          </w:p>
         </w:tc>
         <w:tc>
           <w:tcPr>
-            <w:tcW w:type="dxa" w:w="1776"/>
+            <w:tcW w:w="2809" w:type="dxa"/>
+            <w:shd w:val="clear" w:color="auto" w:fill="EAF2F7"/>
+            <w:vAlign w:val="center"/>
           </w:tcPr>
-          <w:p/>
+          <w:p>
+            <w:r>
+              <w:rPr>
+                <w:b w:val="0"/>
+              </w:rPr>
+            </w:r>
+          </w:p>
         </w:tc>
         <w:tc>
           <w:tcPr>
-            <w:tcW w:type="dxa" w:w="1776"/>
+            <w:tcW w:w="3621" w:type="dxa"/>
+            <w:shd w:val="clear" w:color="auto" w:fill="EAF2F7"/>
           </w:tcPr>
-          <w:p/>
-        </w:tc>
-        <w:tc>
-          <w:tcPr>
-            <w:tcW w:type="dxa" w:w="1776"/>
-          </w:tcPr>
-          <w:p/>
-        </w:tc>
-        <w:tc>
-          <w:tcPr>
-            <w:tcW w:type="dxa" w:w="1776"/>
-          </w:tcPr>
-          <w:p/>
+          <w:p>
+            <w:r>
+              <w:rPr>
+                <w:b w:val="0"/>
+              </w:rPr>
+            </w:r>
+          </w:p>
         </w:tc>
       </w:tr>
     </w:tbl>
     <w:p>
+      <w:pPr>
+        <w:spacing w:after="200"/>
+        <w:rPr>
+          <w:i/>
+          <w:iCs/>
+        </w:rPr>
+      </w:pPr>
       <w:r>
-        <w:t>Why can waveform shape change while fundamental frequency stays the same?</w:t>
+        <w:rPr>
+          <w:i/>
+          <w:iCs/>
+        </w:rPr>
+        <w:t>Why can waveform shape change while the fundamental frequency remains the same?</w:t>
       </w:r>
     </w:p>
     <w:p>
       <w:r>
-        <w:t>________________________________________________________________________________</w:t>
-      </w:r>
-    </w:p>
-    <w:p>
-      <w:r>
-        <w:t>________________________________________________________________________________</w:t>
+        <w:br/>
+        <w:br/>
       </w:r>
     </w:p>
     <w:p>
@@ -262,225 +340,228 @@
         <w:pStyle w:val="Heading1"/>
       </w:pPr>
       <w:r>
-        <w:t>Table 2 - Unknown Signal Classification (30)</w:t>
+        <w:t>Table 2 - Unknown Classification and Evidence Map (30)</w:t>
+      </w:r>
+      <w:r>
+        <w:t xml:space="preserve"/>
       </w:r>
     </w:p>
     <w:tbl>
       <w:tblPr>
         <w:tblStyle w:val="TableGrid"/>
-        <w:tblW w:type="auto" w:w="0"/>
-        <w:tblLook w:firstColumn="1" w:firstRow="1" w:lastColumn="0" w:lastRow="0" w:noHBand="0" w:noVBand="1" w:val="04A0"/>
+        <w:tblW w:w="11187" w:type="dxa"/>
+        <w:tblLook w:val="04A0" w:firstRow="1" w:lastRow="0" w:firstColumn="1" w:lastColumn="0" w:noHBand="0" w:noVBand="1"/>
       </w:tblPr>
       <w:tblGrid>
-        <w:gridCol w:w="1776"/>
-        <w:gridCol w:w="1776"/>
-        <w:gridCol w:w="1776"/>
-        <w:gridCol w:w="1776"/>
-        <w:gridCol w:w="1776"/>
-        <w:gridCol w:w="1776"/>
+        <w:gridCol w:w="2178"/>
+        <w:gridCol w:w="2579"/>
+        <w:gridCol w:w="2809"/>
+        <w:gridCol w:w="3621"/>
       </w:tblGrid>
       <w:tr>
+        <w:trPr>
+          <w:trHeight w:val="432"/>
+          <w:tblHeader/>
+        </w:trPr>
         <w:tc>
           <w:tcPr>
-            <w:tcW w:type="dxa" w:w="1776"/>
+            <w:tcW w:w="2178" w:type="dxa"/>
+            <w:shd w:val="clear" w:color="auto" w:fill="17324D"/>
+            <w:vAlign w:val="center"/>
           </w:tcPr>
           <w:p>
             <w:r>
+              <w:rPr>
+                <w:b/>
+                <w:color w:val="FFFFFF"/>
+              </w:rPr>
               <w:t>Unknown ID</w:t>
             </w:r>
           </w:p>
         </w:tc>
         <w:tc>
           <w:tcPr>
-            <w:tcW w:type="dxa" w:w="1776"/>
+            <w:tcW w:w="2579" w:type="dxa"/>
+            <w:shd w:val="clear" w:color="auto" w:fill="17324D"/>
+            <w:vAlign w:val="center"/>
           </w:tcPr>
           <w:p>
             <w:r>
-              <w:t>Observed features</w:t>
+              <w:rPr>
+                <w:b/>
+                <w:color w:val="FFFFFF"/>
+              </w:rPr>
+              <w:t>Directly observed features</w:t>
             </w:r>
           </w:p>
         </w:tc>
         <w:tc>
           <w:tcPr>
-            <w:tcW w:type="dxa" w:w="1776"/>
+            <w:tcW w:w="2809" w:type="dxa"/>
+            <w:shd w:val="clear" w:color="auto" w:fill="17324D"/>
+            <w:vAlign w:val="center"/>
           </w:tcPr>
           <w:p>
             <w:r>
-              <w:t>Classification</w:t>
+              <w:rPr>
+                <w:b/>
+                <w:color w:val="FFFFFF"/>
+              </w:rPr>
+              <w:t>Classification / confidence</w:t>
             </w:r>
           </w:p>
         </w:tc>
         <w:tc>
           <w:tcPr>
-            <w:tcW w:type="dxa" w:w="1776"/>
+            <w:tcW w:w="3621" w:type="dxa"/>
+            <w:shd w:val="clear" w:color="auto" w:fill="17324D"/>
+            <w:vAlign w:val="center"/>
           </w:tcPr>
           <w:p>
             <w:r>
-              <w:t>Confidence</w:t>
-            </w:r>
-          </w:p>
-        </w:tc>
-        <w:tc>
-          <w:tcPr>
-            <w:tcW w:type="dxa" w:w="1776"/>
-          </w:tcPr>
-          <w:p>
-            <w:r>
-              <w:t>Best supporting evidence</w:t>
-            </w:r>
-          </w:p>
-        </w:tc>
-        <w:tc>
-          <w:tcPr>
-            <w:tcW w:type="dxa" w:w="1776"/>
-          </w:tcPr>
-          <w:p>
-            <w:r>
-              <w:t>Uncertainty/alternative</w:t>
+              <w:rPr>
+                <w:b/>
+                <w:color w:val="FFFFFF"/>
+              </w:rPr>
+              <w:t>Uncertainty or unsupported claim</w:t>
             </w:r>
           </w:p>
         </w:tc>
       </w:tr>
       <w:tr>
+        <w:trPr>
+          <w:trHeight w:val="490"/>
+        </w:trPr>
         <w:tc>
           <w:tcPr>
-            <w:tcW w:type="dxa" w:w="1776"/>
+            <w:tcW w:w="2178" w:type="dxa"/>
+            <w:vAlign w:val="center"/>
           </w:tcPr>
           <w:p>
             <w:r>
+              <w:rPr>
+                <w:b w:val="0"/>
+              </w:rPr>
               <w:t>Unknown 1</w:t>
             </w:r>
           </w:p>
         </w:tc>
         <w:tc>
           <w:tcPr>
-            <w:tcW w:type="dxa" w:w="1776"/>
+            <w:tcW w:w="2579" w:type="dxa"/>
+            <w:vAlign w:val="center"/>
           </w:tcPr>
-          <w:p/>
+          <w:p>
+            <w:r>
+              <w:rPr>
+                <w:b w:val="0"/>
+              </w:rPr>
+            </w:r>
+          </w:p>
         </w:tc>
         <w:tc>
           <w:tcPr>
-            <w:tcW w:type="dxa" w:w="1776"/>
+            <w:tcW w:w="2809" w:type="dxa"/>
+            <w:vAlign w:val="center"/>
           </w:tcPr>
-          <w:p/>
+          <w:p>
+            <w:r>
+              <w:rPr>
+                <w:b w:val="0"/>
+              </w:rPr>
+            </w:r>
+          </w:p>
         </w:tc>
         <w:tc>
           <w:tcPr>
-            <w:tcW w:type="dxa" w:w="1776"/>
+            <w:tcW w:w="3621" w:type="dxa"/>
           </w:tcPr>
-          <w:p/>
-        </w:tc>
-        <w:tc>
-          <w:tcPr>
-            <w:tcW w:type="dxa" w:w="1776"/>
-          </w:tcPr>
-          <w:p/>
-        </w:tc>
-        <w:tc>
-          <w:tcPr>
-            <w:tcW w:type="dxa" w:w="1776"/>
-          </w:tcPr>
-          <w:p/>
+          <w:p>
+            <w:r>
+              <w:rPr>
+                <w:b w:val="0"/>
+              </w:rPr>
+            </w:r>
+          </w:p>
         </w:tc>
       </w:tr>
       <w:tr>
+        <w:trPr>
+          <w:trHeight w:val="490"/>
+        </w:trPr>
         <w:tc>
           <w:tcPr>
-            <w:tcW w:type="dxa" w:w="1776"/>
+            <w:tcW w:w="2178" w:type="dxa"/>
+            <w:vAlign w:val="center"/>
           </w:tcPr>
           <w:p>
             <w:r>
+              <w:rPr>
+                <w:b w:val="0"/>
+              </w:rPr>
               <w:t>Unknown 2</w:t>
             </w:r>
           </w:p>
         </w:tc>
         <w:tc>
           <w:tcPr>
-            <w:tcW w:type="dxa" w:w="1776"/>
-          </w:tcPr>
-          <w:p/>
-        </w:tc>
-        <w:tc>
-          <w:tcPr>
-            <w:tcW w:type="dxa" w:w="1776"/>
-          </w:tcPr>
-          <w:p/>
-        </w:tc>
-        <w:tc>
-          <w:tcPr>
-            <w:tcW w:type="dxa" w:w="1776"/>
-          </w:tcPr>
-          <w:p/>
-        </w:tc>
-        <w:tc>
-          <w:tcPr>
-            <w:tcW w:type="dxa" w:w="1776"/>
-          </w:tcPr>
-          <w:p/>
-        </w:tc>
-        <w:tc>
-          <w:tcPr>
-            <w:tcW w:type="dxa" w:w="1776"/>
-          </w:tcPr>
-          <w:p/>
-        </w:tc>
-      </w:tr>
-      <w:tr>
-        <w:tc>
-          <w:tcPr>
-            <w:tcW w:type="dxa" w:w="1776"/>
+            <w:tcW w:w="2579" w:type="dxa"/>
+            <w:vAlign w:val="center"/>
           </w:tcPr>
           <w:p>
             <w:r>
-              <w:t>Unknown 3</w:t>
+              <w:rPr>
+                <w:b w:val="0"/>
+              </w:rPr>
             </w:r>
           </w:p>
         </w:tc>
         <w:tc>
           <w:tcPr>
-            <w:tcW w:type="dxa" w:w="1776"/>
+            <w:tcW w:w="2809" w:type="dxa"/>
+            <w:vAlign w:val="center"/>
           </w:tcPr>
-          <w:p/>
+          <w:p>
+            <w:r>
+              <w:rPr>
+                <w:b w:val="0"/>
+              </w:rPr>
+            </w:r>
+          </w:p>
         </w:tc>
         <w:tc>
           <w:tcPr>
-            <w:tcW w:type="dxa" w:w="1776"/>
+            <w:tcW w:w="3621" w:type="dxa"/>
           </w:tcPr>
-          <w:p/>
-        </w:tc>
-        <w:tc>
-          <w:tcPr>
-            <w:tcW w:type="dxa" w:w="1776"/>
-          </w:tcPr>
-          <w:p/>
-        </w:tc>
-        <w:tc>
-          <w:tcPr>
-            <w:tcW w:type="dxa" w:w="1776"/>
-          </w:tcPr>
-          <w:p/>
-        </w:tc>
-        <w:tc>
-          <w:tcPr>
-            <w:tcW w:type="dxa" w:w="1776"/>
-          </w:tcPr>
-          <w:p/>
+          <w:p>
+            <w:r>
+              <w:rPr>
+                <w:b w:val="0"/>
+              </w:rPr>
+            </w:r>
+          </w:p>
         </w:tc>
       </w:tr>
     </w:tbl>
     <w:p>
+      <w:pPr>
+        <w:spacing w:after="200"/>
+        <w:rPr>
+          <w:i/>
+          <w:iCs/>
+        </w:rPr>
+      </w:pPr>
       <w:r>
-        <w:t>For one unknown, state one attribution claim that the evidence does not support.</w:t>
+        <w:rPr>
+          <w:i/>
+          <w:iCs/>
+        </w:rPr>
+        <w:t>For the captured unknown, which observation most strongly supports the classification?</w:t>
       </w:r>
     </w:p>
     <w:p>
       <w:r>
-        <w:t>________________________________________________________________________________</w:t>
-      </w:r>
-    </w:p>
-    <w:p>
-      <w:r>
-        <w:t>________________________________________________________________________________</w:t>
+        <w:br w:type="page"/>
       </w:r>
     </w:p>
     <w:p>
@@ -490,209 +571,344 @@
       <w:r>
         <w:t>Table 3 - SNR and Shannon Capacity (20)</w:t>
       </w:r>
+      <w:r>
+        <w:t xml:space="preserve"/>
+      </w:r>
     </w:p>
     <w:tbl>
       <w:tblPr>
         <w:tblStyle w:val="TableGrid"/>
-        <w:tblW w:type="auto" w:w="0"/>
-        <w:tblLook w:firstColumn="1" w:firstRow="1" w:lastColumn="0" w:lastRow="0" w:noHBand="0" w:noVBand="1" w:val="04A0"/>
+        <w:tblW w:w="0" w:type="auto"/>
+        <w:tblLook w:val="04A0" w:firstRow="1" w:lastRow="0" w:firstColumn="1" w:lastColumn="0" w:noHBand="0" w:noVBand="1"/>
       </w:tblPr>
       <w:tblGrid>
-        <w:gridCol w:w="1522"/>
-        <w:gridCol w:w="1522"/>
-        <w:gridCol w:w="1522"/>
-        <w:gridCol w:w="1522"/>
-        <w:gridCol w:w="1522"/>
-        <w:gridCol w:w="1522"/>
-        <w:gridCol w:w="1522"/>
+        <w:gridCol w:w="1874"/>
+        <w:gridCol w:w="1692"/>
+        <w:gridCol w:w="1816"/>
+        <w:gridCol w:w="1816"/>
+        <w:gridCol w:w="1834"/>
+        <w:gridCol w:w="1840"/>
       </w:tblGrid>
       <w:tr>
+        <w:trPr>
+          <w:trHeight w:val="432"/>
+          <w:tblHeader/>
+        </w:trPr>
         <w:tc>
           <w:tcPr>
-            <w:tcW w:type="dxa" w:w="1522"/>
+            <w:tcW w:w="2352" w:type="dxa"/>
+            <w:shd w:val="clear" w:color="auto" w:fill="17324D"/>
+            <w:vAlign w:val="center"/>
           </w:tcPr>
           <w:p>
             <w:r>
+              <w:rPr>
+                <w:b/>
+                <w:color w:val="FFFFFF"/>
+              </w:rPr>
               <w:t>Condition</w:t>
             </w:r>
           </w:p>
         </w:tc>
         <w:tc>
           <w:tcPr>
-            <w:tcW w:type="dxa" w:w="1522"/>
+            <w:tcW w:w="2352" w:type="dxa"/>
+            <w:shd w:val="clear" w:color="auto" w:fill="17324D"/>
+            <w:vAlign w:val="center"/>
           </w:tcPr>
           <w:p>
             <w:r>
+              <w:rPr>
+                <w:b/>
+                <w:color w:val="FFFFFF"/>
+              </w:rPr>
               <w:t>Signal Vrms</w:t>
             </w:r>
           </w:p>
         </w:tc>
         <w:tc>
           <w:tcPr>
-            <w:tcW w:type="dxa" w:w="1522"/>
+            <w:tcW w:w="2352" w:type="dxa"/>
+            <w:shd w:val="clear" w:color="auto" w:fill="17324D"/>
+            <w:vAlign w:val="center"/>
           </w:tcPr>
           <w:p>
             <w:r>
+              <w:rPr>
+                <w:b/>
+                <w:color w:val="FFFFFF"/>
+              </w:rPr>
               <w:t>Noise Vrms</w:t>
             </w:r>
           </w:p>
         </w:tc>
         <w:tc>
           <w:tcPr>
-            <w:tcW w:type="dxa" w:w="1522"/>
+            <w:tcW w:w="2352" w:type="dxa"/>
+            <w:shd w:val="clear" w:color="auto" w:fill="17324D"/>
+            <w:vAlign w:val="center"/>
           </w:tcPr>
           <w:p>
             <w:r>
-              <w:t>SNR dB</w:t>
+              <w:rPr>
+                <w:b/>
+                <w:color w:val="FFFFFF"/>
+              </w:rPr>
+              <w:t>SNR dB / linear</w:t>
             </w:r>
           </w:p>
         </w:tc>
         <w:tc>
           <w:tcPr>
-            <w:tcW w:type="dxa" w:w="1522"/>
+            <w:tcW w:w="2352" w:type="dxa"/>
+            <w:shd w:val="clear" w:color="auto" w:fill="17324D"/>
+            <w:vAlign w:val="center"/>
           </w:tcPr>
           <w:p>
             <w:r>
-              <w:t>SNR linear</w:t>
-            </w:r>
-          </w:p>
-        </w:tc>
-        <w:tc>
-          <w:tcPr>
-            <w:tcW w:type="dxa" w:w="1522"/>
-          </w:tcPr>
-          <w:p>
-            <w:r>
+              <w:rPr>
+                <w:b/>
+                <w:color w:val="FFFFFF"/>
+              </w:rPr>
               <w:t>Bandwidth</w:t>
             </w:r>
           </w:p>
         </w:tc>
         <w:tc>
           <w:tcPr>
-            <w:tcW w:type="dxa" w:w="1522"/>
+            <w:tcW w:w="2352" w:type="dxa"/>
+            <w:shd w:val="clear" w:color="auto" w:fill="17324D"/>
+            <w:vAlign w:val="center"/>
           </w:tcPr>
           <w:p>
             <w:r>
+              <w:rPr>
+                <w:b/>
+                <w:color w:val="FFFFFF"/>
+              </w:rPr>
               <w:t>Capacity</w:t>
             </w:r>
           </w:p>
         </w:tc>
       </w:tr>
       <w:tr>
+        <w:trPr>
+          <w:trHeight w:val="490"/>
+        </w:trPr>
         <w:tc>
           <w:tcPr>
-            <w:tcW w:type="dxa" w:w="1522"/>
+            <w:tcW w:w="2352" w:type="dxa"/>
+            <w:vAlign w:val="center"/>
           </w:tcPr>
           <w:p>
             <w:r>
+              <w:rPr>
+                <w:b w:val="0"/>
+              </w:rPr>
               <w:t>Baseline noise</w:t>
             </w:r>
           </w:p>
         </w:tc>
         <w:tc>
           <w:tcPr>
-            <w:tcW w:type="dxa" w:w="1522"/>
+            <w:tcW w:w="2352" w:type="dxa"/>
+            <w:vAlign w:val="center"/>
           </w:tcPr>
-          <w:p/>
+          <w:p>
+            <w:r>
+              <w:rPr>
+                <w:b w:val="0"/>
+              </w:rPr>
+            </w:r>
+          </w:p>
         </w:tc>
         <w:tc>
           <w:tcPr>
-            <w:tcW w:type="dxa" w:w="1522"/>
+            <w:tcW w:w="2352" w:type="dxa"/>
+            <w:vAlign w:val="center"/>
           </w:tcPr>
-          <w:p/>
+          <w:p>
+            <w:r>
+              <w:rPr>
+                <w:b w:val="0"/>
+              </w:rPr>
+            </w:r>
+          </w:p>
         </w:tc>
         <w:tc>
           <w:tcPr>
-            <w:tcW w:type="dxa" w:w="1522"/>
+            <w:tcW w:w="2352" w:type="dxa"/>
+            <w:vAlign w:val="center"/>
           </w:tcPr>
-          <w:p/>
+          <w:p>
+            <w:r>
+              <w:rPr>
+                <w:b w:val="0"/>
+              </w:rPr>
+            </w:r>
+          </w:p>
         </w:tc>
         <w:tc>
           <w:tcPr>
-            <w:tcW w:type="dxa" w:w="1522"/>
+            <w:tcW w:w="2352" w:type="dxa"/>
+            <w:vAlign w:val="center"/>
           </w:tcPr>
-          <w:p/>
+          <w:p>
+            <w:r>
+              <w:rPr>
+                <w:b w:val="0"/>
+              </w:rPr>
+            </w:r>
+          </w:p>
         </w:tc>
         <w:tc>
           <w:tcPr>
-            <w:tcW w:type="dxa" w:w="1522"/>
+            <w:tcW w:w="2352" w:type="dxa"/>
+            <w:vAlign w:val="center"/>
           </w:tcPr>
-          <w:p/>
-        </w:tc>
-        <w:tc>
-          <w:tcPr>
-            <w:tcW w:type="dxa" w:w="1522"/>
-          </w:tcPr>
-          <w:p/>
+          <w:p>
+            <w:r>
+              <w:rPr>
+                <w:b w:val="0"/>
+              </w:rPr>
+            </w:r>
+          </w:p>
         </w:tc>
       </w:tr>
       <w:tr>
+        <w:trPr>
+          <w:trHeight w:val="490"/>
+        </w:trPr>
         <w:tc>
           <w:tcPr>
-            <w:tcW w:type="dxa" w:w="1522"/>
+            <w:tcW w:w="2352" w:type="dxa"/>
+            <w:shd w:val="clear" w:color="auto" w:fill="EAF2F7"/>
+            <w:vAlign w:val="center"/>
           </w:tcPr>
           <w:p>
             <w:r>
+              <w:rPr>
+                <w:b w:val="0"/>
+              </w:rPr>
               <w:t>Changed noise</w:t>
             </w:r>
           </w:p>
         </w:tc>
         <w:tc>
           <w:tcPr>
-            <w:tcW w:type="dxa" w:w="1522"/>
+            <w:tcW w:w="2352" w:type="dxa"/>
+            <w:shd w:val="clear" w:color="auto" w:fill="EAF2F7"/>
+            <w:vAlign w:val="center"/>
           </w:tcPr>
-          <w:p/>
+          <w:p>
+            <w:r>
+              <w:rPr>
+                <w:b w:val="0"/>
+              </w:rPr>
+            </w:r>
+          </w:p>
         </w:tc>
         <w:tc>
           <w:tcPr>
-            <w:tcW w:type="dxa" w:w="1522"/>
+            <w:tcW w:w="2352" w:type="dxa"/>
+            <w:shd w:val="clear" w:color="auto" w:fill="EAF2F7"/>
+            <w:vAlign w:val="center"/>
           </w:tcPr>
-          <w:p/>
+          <w:p>
+            <w:r>
+              <w:rPr>
+                <w:b w:val="0"/>
+              </w:rPr>
+            </w:r>
+          </w:p>
         </w:tc>
         <w:tc>
           <w:tcPr>
-            <w:tcW w:type="dxa" w:w="1522"/>
+            <w:tcW w:w="2352" w:type="dxa"/>
+            <w:shd w:val="clear" w:color="auto" w:fill="EAF2F7"/>
+            <w:vAlign w:val="center"/>
           </w:tcPr>
-          <w:p/>
+          <w:p>
+            <w:r>
+              <w:rPr>
+                <w:b w:val="0"/>
+              </w:rPr>
+            </w:r>
+          </w:p>
         </w:tc>
         <w:tc>
           <w:tcPr>
-            <w:tcW w:type="dxa" w:w="1522"/>
+            <w:tcW w:w="2352" w:type="dxa"/>
+            <w:shd w:val="clear" w:color="auto" w:fill="EAF2F7"/>
+            <w:vAlign w:val="center"/>
           </w:tcPr>
-          <w:p/>
+          <w:p>
+            <w:r>
+              <w:rPr>
+                <w:b w:val="0"/>
+              </w:rPr>
+            </w:r>
+          </w:p>
         </w:tc>
         <w:tc>
           <w:tcPr>
-            <w:tcW w:type="dxa" w:w="1522"/>
+            <w:tcW w:w="2352" w:type="dxa"/>
+            <w:shd w:val="clear" w:color="auto" w:fill="EAF2F7"/>
+            <w:vAlign w:val="center"/>
           </w:tcPr>
-          <w:p/>
-        </w:tc>
-        <w:tc>
-          <w:tcPr>
-            <w:tcW w:type="dxa" w:w="1522"/>
-          </w:tcPr>
-          <w:p/>
+          <w:p>
+            <w:r>
+              <w:rPr>
+                <w:b w:val="0"/>
+              </w:rPr>
+            </w:r>
+          </w:p>
         </w:tc>
       </w:tr>
     </w:tbl>
     <w:p>
       <w:r>
-        <w:t>Capacity loss: __________   Show one complete SNR and capacity calculation.</w:t>
+        <w:t>Capacity loss: __________________   Show one complete SNR and capacity calculation below.</w:t>
       </w:r>
     </w:p>
     <w:p>
       <w:r>
-        <w:t>________________________________________________________________________________</w:t>
+        <w:br/>
+        <w:br/>
+        <w:br/>
+        <w:br/>
+        <w:br/>
+        <w:br/>
+        <w:br/>
+        <w:br/>
+      </w:r>
+    </w:p>
+    <w:p>
+      <w:pPr>
+        <w:spacing w:after="200"/>
+        <w:rPr>
+          <w:i/>
+          <w:iCs/>
+        </w:rPr>
+      </w:pPr>
+      <w:r>
+        <w:rPr>
+          <w:i/>
+          <w:iCs/>
+        </w:rPr>
+        <w:t>Why is Shannon capacity an upper bound for this model rather than measured application throughput?</w:t>
       </w:r>
     </w:p>
     <w:p>
       <w:r>
-        <w:t>________________________________________________________________________________</w:t>
+        <w:br/>
+        <w:br/>
+        <w:br/>
       </w:r>
     </w:p>
     <w:p>
       <w:r>
-        <w:t>________________________________________________________________________________</w:t>
+        <w:br w:type="page"/>
       </w:r>
     </w:p>
     <w:p>
@@ -701,6 +917,14 @@
       </w:pPr>
       <w:r>
         <w:t>Evidence (15)</w:t>
+      </w:r>
+      <w:r>
+        <w:t xml:space="preserve"/>
+      </w:r>
+    </w:p>
+    <w:p>
+      <w:r>
+        <w:t>Insert a readable photo or screenshot for each scenario:</w:t>
       </w:r>
     </w:p>
     <w:p>
@@ -713,11 +937,14 @@
     </w:p>
     <w:p>
       <w:r>
-        <w:t>Pictured: Time waveform and FFT with fundamental, useful harmonics, axes, and settings.</w:t>
+        <w:t>Pictured: Time waveform and FFT with the fundamental, useful harmonics, axes, and settings readable.</w:t>
       </w:r>
     </w:p>
     <w:p>
       <w:r>
+        <w:br/>
+        <w:br/>
+        <w:br/>
         <w:br/>
         <w:br/>
         <w:br/>
@@ -734,7 +961,7 @@
     </w:p>
     <w:p>
       <w:r>
-        <w:t>Pictured: The unknown with the features used for classification visible.</w:t>
+        <w:t>Pictured: One unknown with the features used for classification, readable axes, units, and FFT settings.</w:t>
       </w:r>
     </w:p>
     <w:p>
@@ -743,27 +970,14 @@
         <w:br/>
         <w:br/>
         <w:br/>
-      </w:r>
-    </w:p>
-    <w:p>
-      <w:pPr>
-        <w:pStyle w:val="Heading2"/>
-      </w:pPr>
-      <w:r>
-        <w:t>Evidence Map</w:t>
+        <w:br/>
+        <w:br/>
+        <w:br/>
       </w:r>
     </w:p>
     <w:p>
       <w:r>
-        <w:t>Pictured or written: Observation, supported classification, confidence, and unsupported claim.</w:t>
-      </w:r>
-    </w:p>
-    <w:p>
-      <w:r>
-        <w:br/>
-        <w:br/>
-        <w:br/>
-        <w:br/>
+        <w:br w:type="page"/>
       </w:r>
     </w:p>
     <w:p>
@@ -773,62 +987,166 @@
       <w:r>
         <w:t>Conclusion (15)</w:t>
       </w:r>
+      <w:r>
+        <w:t xml:space="preserve"/>
+      </w:r>
     </w:p>
     <w:p>
+      <w:pPr>
+        <w:rPr>
+          <w:i/>
+          <w:iCs/>
+        </w:rPr>
+      </w:pPr>
       <w:r>
-        <w:t>Summarize the lab, then address each prompt:</w:t>
+        <w:rPr>
+          <w:i/>
+          <w:iCs/>
+        </w:rPr>
+        <w:t xml:space="preserve">Give a summary of what you did and learned. In addition, answer these questions:</w:t>
+      </w:r>
+      <w:r>
+        <w:rPr>
+          <w:i/>
+          <w:iCs/>
+        </w:rPr>
+        <w:t/>
+      </w:r>
+      <w:r>
+        <w:rPr>
+          <w:i/>
+          <w:iCs/>
+        </w:rPr>
+        <w:t xml:space="preserve"/>
+      </w:r>
+      <w:r>
+        <w:rPr>
+          <w:i/>
+          <w:iCs/>
+        </w:rPr>
+        <w:t xml:space="preserve"/>
+      </w:r>
+      <w:r>
+        <w:rPr>
+          <w:i/>
+          <w:iCs/>
+        </w:rPr>
+        <w:t/>
+      </w:r>
+      <w:r>
+        <w:rPr>
+          <w:i/>
+          <w:iCs/>
+        </w:rPr>
+        <w:t xml:space="preserve"/>
       </w:r>
     </w:p>
     <w:p>
       <w:pPr>
         <w:pStyle w:val="ListParagraph"/>
+        <w:numPr>
+          <w:ilvl w:val="0"/>
+          <w:numId w:val="10"/>
+        </w:numPr>
+        <w:rPr>
+          <w:i/>
+          <w:iCs/>
+        </w:rPr>
       </w:pPr>
       <w:r>
-        <w:t>Which reference fingerprint was easiest to distinguish, and why?</w:t>
+        <w:rPr>
+          <w:i/>
+          <w:iCs/>
+        </w:rPr>
+        <w:t xml:space="preserve">Which reference fingerprint was easiest to distinguish, and why?</w:t>
+      </w:r>
+      <w:r>
+        <w:rPr>
+          <w:i/>
+          <w:iCs/>
+        </w:rPr>
+        <w:t/>
       </w:r>
     </w:p>
     <w:p>
       <w:pPr>
         <w:pStyle w:val="ListParagraph"/>
+        <w:numPr>
+          <w:ilvl w:val="0"/>
+          <w:numId w:val="10"/>
+        </w:numPr>
+        <w:rPr>
+          <w:i/>
+          <w:iCs/>
+        </w:rPr>
       </w:pPr>
       <w:r>
-        <w:t>Which evidence most strongly supported your selected unknown classification?</w:t>
+        <w:rPr>
+          <w:i/>
+          <w:iCs/>
+        </w:rPr>
+        <w:t xml:space="preserve">Which evidence most strongly supported your selected unknown classification?</w:t>
+      </w:r>
+      <w:r>
+        <w:rPr>
+          <w:i/>
+          <w:iCs/>
+        </w:rPr>
+        <w:t/>
       </w:r>
     </w:p>
     <w:p>
       <w:pPr>
         <w:pStyle w:val="ListParagraph"/>
+        <w:numPr>
+          <w:ilvl w:val="0"/>
+          <w:numId w:val="10"/>
+        </w:numPr>
+        <w:rPr>
+          <w:i/>
+          <w:iCs/>
+        </w:rPr>
       </w:pPr>
       <w:r>
-        <w:t>How did increased noise affect SNR and theoretical capacity?</w:t>
+        <w:rPr>
+          <w:i/>
+          <w:iCs/>
+        </w:rPr>
+        <w:t xml:space="preserve">How did increased noise affect SNR and theoretical capacity?</w:t>
+      </w:r>
+      <w:r>
+        <w:rPr>
+          <w:i/>
+          <w:iCs/>
+        </w:rPr>
+        <w:t/>
       </w:r>
     </w:p>
     <w:p>
       <w:pPr>
         <w:pStyle w:val="ListParagraph"/>
+        <w:numPr>
+          <w:ilvl w:val="0"/>
+          <w:numId w:val="10"/>
+        </w:numPr>
+        <w:rPr>
+          <w:i/>
+          <w:iCs/>
+        </w:rPr>
       </w:pPr>
       <w:r>
-        <w:t>What could you classify, and what could you not attribute from the spectrum?</w:t>
+        <w:rPr>
+          <w:i/>
+          <w:iCs/>
+        </w:rPr>
+        <w:t xml:space="preserve">What could you classify, and what could you not attribute from the spectrum?</w:t>
       </w:r>
-    </w:p>
-    <w:p>
       <w:r>
-        <w:t>________________________________________________________________________________</w:t>
-      </w:r>
-    </w:p>
-    <w:p>
-      <w:r>
-        <w:t>________________________________________________________________________________</w:t>
-      </w:r>
-    </w:p>
-    <w:p>
-      <w:r>
-        <w:t>________________________________________________________________________________</w:t>
-      </w:r>
-    </w:p>
-    <w:p>
-      <w:r>
-        <w:t>________________________________________________________________________________</w:t>
+        <w:rPr>
+          <w:i/>
+          <w:iCs/>
+        </w:rPr>
+        <w:t/>
       </w:r>
     </w:p>
     <w:sectPr>
@@ -1619,7 +1937,7 @@
   <w:style w:type="paragraph" w:default="1" w:styleId="Normal">
     <w:name w:val="Normal"/>
     <w:qFormat/>
-    <w:rsid w:val="0025644F"/>
+    <w:rsid w:val="009D2B7E"/>
     <w:pPr>
       <w:spacing w:after="80"/>
     </w:pPr>

--- a/assets/labs/lab-05-report.docx
+++ b/assets/labs/lab-05-report.docx
@@ -1003,7 +1003,7 @@
           <w:i/>
           <w:iCs/>
         </w:rPr>
-        <w:t xml:space="preserve">Give a summary of what you did and learned. In addition, answer these questions:</w:t>
+        <w:t xml:space="preserve">Give a summary of what you did in this lab. What was easy to do? What was difficult? What did you learn this lab? In addition, answer these questions:</w:t>
       </w:r>
       <w:r>
         <w:rPr>

--- a/assets/labs/lab-05-report.docx
+++ b/assets/labs/lab-05-report.docx
@@ -9,22 +9,13 @@
       <w:r>
         <w:t>Lab 5 Report - Signal ID CTF</w:t>
       </w:r>
-      <w:r>
-        <w:t xml:space="preserve"/>
-      </w:r>
-      <w:r>
-        <w:t/>
-      </w:r>
-      <w:r>
-        <w:t/>
-      </w:r>
     </w:p>
     <w:p>
       <w:pPr>
         <w:pStyle w:val="Heading2"/>
       </w:pPr>
       <w:r>
-        <w:t xml:space="preserve">Name:</w:t>
+        <w:t>Name:</w:t>
       </w:r>
     </w:p>
     <w:p>
@@ -36,7 +27,7 @@
         </w:numPr>
       </w:pPr>
       <w:r>
-        <w:t xml:space="preserve">Lab Partners:</w:t>
+        <w:t>Lab Partners:</w:t>
       </w:r>
     </w:p>
     <w:p>
@@ -46,15 +37,8 @@
       <w:r>
         <w:t>Table 1 - FFT Setup and Reference Fingerprints (20)</w:t>
       </w:r>
-      <w:r>
-        <w:t xml:space="preserve"/>
-      </w:r>
     </w:p>
-    <w:p>
-      <w:r>
-        <w:t>FFT source ______  span ______  units ______  window ______  averaging ______  probe factor ______</w:t>
-      </w:r>
-    </w:p>
+    <w:p/>
     <w:tbl>
       <w:tblPr>
         <w:tblStyle w:val="TableGrid"/>
@@ -63,8 +47,8 @@
       </w:tblPr>
       <w:tblGrid>
         <w:gridCol w:w="2178"/>
-        <w:gridCol w:w="2579"/>
-        <w:gridCol w:w="2809"/>
+        <w:gridCol w:w="2430"/>
+        <w:gridCol w:w="2958"/>
         <w:gridCol w:w="3621"/>
       </w:tblGrid>
       <w:tr>
@@ -90,33 +74,55 @@
         </w:tc>
         <w:tc>
           <w:tcPr>
-            <w:tcW w:w="2579" w:type="dxa"/>
+            <w:tcW w:w="2430" w:type="dxa"/>
             <w:shd w:val="clear" w:color="auto" w:fill="17324D"/>
             <w:vAlign w:val="center"/>
           </w:tcPr>
           <w:p>
+            <w:pPr>
+              <w:jc w:val="center"/>
+            </w:pPr>
             <w:r>
               <w:rPr>
                 <w:b/>
                 <w:color w:val="FFFFFF"/>
               </w:rPr>
-              <w:t>Measured f0 / Vpp</w:t>
+              <w:t xml:space="preserve">Measured </w:t>
+            </w:r>
+            <w:proofErr w:type="spellStart"/>
+            <w:r>
+              <w:rPr>
+                <w:b/>
+                <w:color w:val="FFFFFF"/>
+              </w:rPr>
+              <w:t>Vpp</w:t>
+            </w:r>
+            <w:proofErr w:type="spellEnd"/>
+            <w:r>
+              <w:rPr>
+                <w:b/>
+                <w:color w:val="FFFFFF"/>
+              </w:rPr>
+              <w:t xml:space="preserve"> at f0</w:t>
             </w:r>
           </w:p>
         </w:tc>
         <w:tc>
           <w:tcPr>
-            <w:tcW w:w="2809" w:type="dxa"/>
+            <w:tcW w:w="2958" w:type="dxa"/>
             <w:shd w:val="clear" w:color="auto" w:fill="17324D"/>
             <w:vAlign w:val="center"/>
           </w:tcPr>
           <w:p>
+            <w:pPr>
+              <w:jc w:val="center"/>
+            </w:pPr>
             <w:r>
               <w:rPr>
                 <w:b/>
                 <w:color w:val="FFFFFF"/>
               </w:rPr>
-              <w:t>Visible harmonics</w:t>
+              <w:t>How many visible harmonics?</w:t>
             </w:r>
           </w:p>
         </w:tc>
@@ -127,12 +133,15 @@
             <w:vAlign w:val="center"/>
           </w:tcPr>
           <w:p>
+            <w:pPr>
+              <w:jc w:val="center"/>
+            </w:pPr>
             <w:r>
               <w:rPr>
                 <w:b/>
                 <w:color w:val="FFFFFF"/>
               </w:rPr>
-              <w:t>Spectral fingerprint / uncertainty</w:t>
+              <w:t>Frequencies at harmonics</w:t>
             </w:r>
           </w:p>
         </w:tc>
@@ -148,50 +157,29 @@
           </w:tcPr>
           <w:p>
             <w:r>
-              <w:rPr>
-                <w:b w:val="0"/>
-              </w:rPr>
               <w:t>Sine</w:t>
             </w:r>
           </w:p>
         </w:tc>
         <w:tc>
           <w:tcPr>
-            <w:tcW w:w="2579" w:type="dxa"/>
+            <w:tcW w:w="2430" w:type="dxa"/>
             <w:vAlign w:val="center"/>
           </w:tcPr>
-          <w:p>
-            <w:r>
-              <w:rPr>
-                <w:b w:val="0"/>
-              </w:rPr>
-            </w:r>
-          </w:p>
+          <w:p/>
         </w:tc>
         <w:tc>
           <w:tcPr>
-            <w:tcW w:w="2809" w:type="dxa"/>
+            <w:tcW w:w="2958" w:type="dxa"/>
             <w:vAlign w:val="center"/>
           </w:tcPr>
-          <w:p>
-            <w:r>
-              <w:rPr>
-                <w:b w:val="0"/>
-              </w:rPr>
-            </w:r>
-          </w:p>
+          <w:p/>
         </w:tc>
         <w:tc>
           <w:tcPr>
             <w:tcW w:w="3621" w:type="dxa"/>
           </w:tcPr>
-          <w:p>
-            <w:r>
-              <w:rPr>
-                <w:b w:val="0"/>
-              </w:rPr>
-            </w:r>
-          </w:p>
+          <w:p/>
         </w:tc>
       </w:tr>
       <w:tr>
@@ -205,50 +193,29 @@
           </w:tcPr>
           <w:p>
             <w:r>
-              <w:rPr>
-                <w:b w:val="0"/>
-              </w:rPr>
               <w:t>Square</w:t>
             </w:r>
           </w:p>
         </w:tc>
         <w:tc>
           <w:tcPr>
-            <w:tcW w:w="2579" w:type="dxa"/>
+            <w:tcW w:w="2430" w:type="dxa"/>
             <w:vAlign w:val="center"/>
           </w:tcPr>
-          <w:p>
-            <w:r>
-              <w:rPr>
-                <w:b w:val="0"/>
-              </w:rPr>
-            </w:r>
-          </w:p>
+          <w:p/>
         </w:tc>
         <w:tc>
           <w:tcPr>
-            <w:tcW w:w="2809" w:type="dxa"/>
+            <w:tcW w:w="2958" w:type="dxa"/>
             <w:vAlign w:val="center"/>
           </w:tcPr>
-          <w:p>
-            <w:r>
-              <w:rPr>
-                <w:b w:val="0"/>
-              </w:rPr>
-            </w:r>
-          </w:p>
+          <w:p/>
         </w:tc>
         <w:tc>
           <w:tcPr>
             <w:tcW w:w="3621" w:type="dxa"/>
           </w:tcPr>
-          <w:p>
-            <w:r>
-              <w:rPr>
-                <w:b w:val="0"/>
-              </w:rPr>
-            </w:r>
-          </w:p>
+          <w:p/>
         </w:tc>
       </w:tr>
       <w:tr>
@@ -263,56 +230,120 @@
           </w:tcPr>
           <w:p>
             <w:r>
-              <w:rPr>
-                <w:b w:val="0"/>
-              </w:rPr>
               <w:t>Triangle</w:t>
             </w:r>
           </w:p>
         </w:tc>
         <w:tc>
           <w:tcPr>
-            <w:tcW w:w="2579" w:type="dxa"/>
+            <w:tcW w:w="2430" w:type="dxa"/>
             <w:shd w:val="clear" w:color="auto" w:fill="EAF2F7"/>
             <w:vAlign w:val="center"/>
           </w:tcPr>
-          <w:p>
-            <w:r>
-              <w:rPr>
-                <w:b w:val="0"/>
-              </w:rPr>
-            </w:r>
-          </w:p>
+          <w:p/>
         </w:tc>
         <w:tc>
           <w:tcPr>
-            <w:tcW w:w="2809" w:type="dxa"/>
+            <w:tcW w:w="2958" w:type="dxa"/>
             <w:shd w:val="clear" w:color="auto" w:fill="EAF2F7"/>
             <w:vAlign w:val="center"/>
           </w:tcPr>
-          <w:p>
-            <w:r>
-              <w:rPr>
-                <w:b w:val="0"/>
-              </w:rPr>
-            </w:r>
-          </w:p>
+          <w:p/>
         </w:tc>
         <w:tc>
           <w:tcPr>
             <w:tcW w:w="3621" w:type="dxa"/>
             <w:shd w:val="clear" w:color="auto" w:fill="EAF2F7"/>
           </w:tcPr>
+          <w:p/>
+        </w:tc>
+      </w:tr>
+      <w:tr>
+        <w:trPr>
+          <w:trHeight w:val="490"/>
+        </w:trPr>
+        <w:tc>
+          <w:tcPr>
+            <w:tcW w:w="2178" w:type="dxa"/>
+            <w:vAlign w:val="center"/>
+          </w:tcPr>
           <w:p>
             <w:r>
-              <w:rPr>
-                <w:b w:val="0"/>
-              </w:rPr>
+              <w:t>Sawtooth</w:t>
             </w:r>
           </w:p>
         </w:tc>
+        <w:tc>
+          <w:tcPr>
+            <w:tcW w:w="2430" w:type="dxa"/>
+            <w:vAlign w:val="center"/>
+          </w:tcPr>
+          <w:p/>
+        </w:tc>
+        <w:tc>
+          <w:tcPr>
+            <w:tcW w:w="2958" w:type="dxa"/>
+            <w:vAlign w:val="center"/>
+          </w:tcPr>
+          <w:p/>
+        </w:tc>
+        <w:tc>
+          <w:tcPr>
+            <w:tcW w:w="3621" w:type="dxa"/>
+          </w:tcPr>
+          <w:p/>
+        </w:tc>
+      </w:tr>
+      <w:tr>
+        <w:trPr>
+          <w:trHeight w:val="490"/>
+        </w:trPr>
+        <w:tc>
+          <w:tcPr>
+            <w:tcW w:w="2178" w:type="dxa"/>
+            <w:shd w:val="clear" w:color="auto" w:fill="EAF2F7"/>
+            <w:vAlign w:val="center"/>
+          </w:tcPr>
+          <w:p>
+            <w:r>
+              <w:t>Pulse</w:t>
+            </w:r>
+          </w:p>
+        </w:tc>
+        <w:tc>
+          <w:tcPr>
+            <w:tcW w:w="2430" w:type="dxa"/>
+            <w:shd w:val="clear" w:color="auto" w:fill="EAF2F7"/>
+            <w:vAlign w:val="center"/>
+          </w:tcPr>
+          <w:p/>
+        </w:tc>
+        <w:tc>
+          <w:tcPr>
+            <w:tcW w:w="2958" w:type="dxa"/>
+            <w:shd w:val="clear" w:color="auto" w:fill="EAF2F7"/>
+            <w:vAlign w:val="center"/>
+          </w:tcPr>
+          <w:p/>
+        </w:tc>
+        <w:tc>
+          <w:tcPr>
+            <w:tcW w:w="3621" w:type="dxa"/>
+            <w:shd w:val="clear" w:color="auto" w:fill="EAF2F7"/>
+          </w:tcPr>
+          <w:p/>
+        </w:tc>
       </w:tr>
     </w:tbl>
+    <w:p>
+      <w:pPr>
+        <w:spacing w:after="200"/>
+        <w:rPr>
+          <w:i/>
+          <w:iCs/>
+        </w:rPr>
+      </w:pPr>
+    </w:p>
     <w:p>
       <w:pPr>
         <w:spacing w:after="200"/>
@@ -332,7 +363,14 @@
     <w:p>
       <w:r>
         <w:br/>
+      </w:r>
+      <w:r>
         <w:br/>
+      </w:r>
+    </w:p>
+    <w:p>
+      <w:r>
+        <w:br w:type="page"/>
       </w:r>
     </w:p>
     <w:p>
@@ -340,28 +378,44 @@
         <w:pStyle w:val="Heading1"/>
       </w:pPr>
       <w:r>
-        <w:t>Table 2 - Unknown Classification and Evidence Map (30)</w:t>
+        <w:lastRenderedPageBreak/>
+        <w:t xml:space="preserve">Table 2 </w:t>
       </w:r>
       <w:r>
-        <w:t xml:space="preserve"/>
+        <w:t>–</w:t>
+      </w:r>
+      <w:r>
+        <w:t xml:space="preserve"> </w:t>
+      </w:r>
+      <w:r>
+        <w:t>Investigate Unknown Signal</w:t>
+      </w:r>
+      <w:r>
+        <w:t xml:space="preserve"> (30)</w:t>
+      </w:r>
+    </w:p>
+    <w:p>
+      <w:r>
+        <w:t>Complete any three distinct stations. Complete all five with equivalent measurements and explanations for one bonus revision credit.</w:t>
       </w:r>
     </w:p>
     <w:tbl>
       <w:tblPr>
         <w:tblStyle w:val="TableGrid"/>
-        <w:tblW w:w="11187" w:type="dxa"/>
+        <w:tblW w:w="7566" w:type="dxa"/>
+        <w:jc w:val="center"/>
         <w:tblLook w:val="04A0" w:firstRow="1" w:lastRow="0" w:firstColumn="1" w:lastColumn="0" w:noHBand="0" w:noVBand="1"/>
       </w:tblPr>
       <w:tblGrid>
         <w:gridCol w:w="2178"/>
         <w:gridCol w:w="2579"/>
         <w:gridCol w:w="2809"/>
-        <w:gridCol w:w="3621"/>
       </w:tblGrid>
       <w:tr>
         <w:trPr>
           <w:trHeight w:val="432"/>
           <w:tblHeader/>
+          <w:jc w:val="center"/>
         </w:trPr>
         <w:tc>
           <w:tcPr>
@@ -386,6 +440,9 @@
             <w:vAlign w:val="center"/>
           </w:tcPr>
           <w:p>
+            <w:pPr>
+              <w:jc w:val="center"/>
+            </w:pPr>
             <w:r>
               <w:rPr>
                 <w:b/>
@@ -402,28 +459,15 @@
             <w:vAlign w:val="center"/>
           </w:tcPr>
           <w:p>
+            <w:pPr>
+              <w:jc w:val="center"/>
+            </w:pPr>
             <w:r>
               <w:rPr>
                 <w:b/>
                 <w:color w:val="FFFFFF"/>
               </w:rPr>
-              <w:t>Classification / confidence</w:t>
-            </w:r>
-          </w:p>
-        </w:tc>
-        <w:tc>
-          <w:tcPr>
-            <w:tcW w:w="3621" w:type="dxa"/>
-            <w:shd w:val="clear" w:color="auto" w:fill="17324D"/>
-            <w:vAlign w:val="center"/>
-          </w:tcPr>
-          <w:p>
-            <w:r>
-              <w:rPr>
-                <w:b/>
-                <w:color w:val="FFFFFF"/>
-              </w:rPr>
-              <w:t>Uncertainty or unsupported claim</w:t>
+              <w:t xml:space="preserve">Classification </w:t>
             </w:r>
           </w:p>
         </w:tc>
@@ -431,6 +475,7 @@
       <w:tr>
         <w:trPr>
           <w:trHeight w:val="490"/>
+          <w:jc w:val="center"/>
         </w:trPr>
         <w:tc>
           <w:tcPr>
@@ -439,10 +484,7 @@
           </w:tcPr>
           <w:p>
             <w:r>
-              <w:rPr>
-                <w:b w:val="0"/>
-              </w:rPr>
-              <w:t>Unknown 1</w:t>
+              <w:t>Required 1: ID ___</w:t>
             </w:r>
           </w:p>
         </w:tc>
@@ -451,43 +493,20 @@
             <w:tcW w:w="2579" w:type="dxa"/>
             <w:vAlign w:val="center"/>
           </w:tcPr>
-          <w:p>
-            <w:r>
-              <w:rPr>
-                <w:b w:val="0"/>
-              </w:rPr>
-            </w:r>
-          </w:p>
+          <w:p/>
         </w:tc>
         <w:tc>
           <w:tcPr>
             <w:tcW w:w="2809" w:type="dxa"/>
             <w:vAlign w:val="center"/>
           </w:tcPr>
-          <w:p>
-            <w:r>
-              <w:rPr>
-                <w:b w:val="0"/>
-              </w:rPr>
-            </w:r>
-          </w:p>
-        </w:tc>
-        <w:tc>
-          <w:tcPr>
-            <w:tcW w:w="3621" w:type="dxa"/>
-          </w:tcPr>
-          <w:p>
-            <w:r>
-              <w:rPr>
-                <w:b w:val="0"/>
-              </w:rPr>
-            </w:r>
-          </w:p>
+          <w:p/>
         </w:tc>
       </w:tr>
       <w:tr>
         <w:trPr>
           <w:trHeight w:val="490"/>
+          <w:jc w:val="center"/>
         </w:trPr>
         <w:tc>
           <w:tcPr>
@@ -496,10 +515,7 @@
           </w:tcPr>
           <w:p>
             <w:r>
-              <w:rPr>
-                <w:b w:val="0"/>
-              </w:rPr>
-              <w:t>Unknown 2</w:t>
+              <w:t>Required 2: ID ___</w:t>
             </w:r>
           </w:p>
         </w:tc>
@@ -508,38 +524,113 @@
             <w:tcW w:w="2579" w:type="dxa"/>
             <w:vAlign w:val="center"/>
           </w:tcPr>
-          <w:p>
-            <w:r>
-              <w:rPr>
-                <w:b w:val="0"/>
-              </w:rPr>
-            </w:r>
-          </w:p>
+          <w:p/>
         </w:tc>
         <w:tc>
           <w:tcPr>
             <w:tcW w:w="2809" w:type="dxa"/>
             <w:vAlign w:val="center"/>
           </w:tcPr>
+          <w:p/>
+        </w:tc>
+      </w:tr>
+      <w:tr>
+        <w:trPr>
+          <w:trHeight w:val="490"/>
+          <w:jc w:val="center"/>
+        </w:trPr>
+        <w:tc>
+          <w:tcPr>
+            <w:tcW w:w="2178" w:type="dxa"/>
+            <w:shd w:val="clear" w:color="auto" w:fill="EAF2F7"/>
+            <w:vAlign w:val="center"/>
+          </w:tcPr>
           <w:p>
             <w:r>
-              <w:rPr>
-                <w:b w:val="0"/>
-              </w:rPr>
+              <w:t>Required 3: ID ___</w:t>
             </w:r>
           </w:p>
         </w:tc>
         <w:tc>
           <w:tcPr>
-            <w:tcW w:w="3621" w:type="dxa"/>
+            <w:tcW w:w="2579" w:type="dxa"/>
+            <w:shd w:val="clear" w:color="auto" w:fill="EAF2F7"/>
+            <w:vAlign w:val="center"/>
+          </w:tcPr>
+          <w:p/>
+        </w:tc>
+        <w:tc>
+          <w:tcPr>
+            <w:tcW w:w="2809" w:type="dxa"/>
+            <w:shd w:val="clear" w:color="auto" w:fill="EAF2F7"/>
+            <w:vAlign w:val="center"/>
+          </w:tcPr>
+          <w:p/>
+        </w:tc>
+      </w:tr>
+      <w:tr>
+        <w:trPr>
+          <w:trHeight w:val="490"/>
+          <w:jc w:val="center"/>
+        </w:trPr>
+        <w:tc>
+          <w:tcPr>
+            <w:tcW w:w="2178" w:type="dxa"/>
+            <w:vAlign w:val="center"/>
           </w:tcPr>
           <w:p>
             <w:r>
-              <w:rPr>
-                <w:b w:val="0"/>
-              </w:rPr>
+              <w:t>Bonus 4: ID ___</w:t>
             </w:r>
           </w:p>
+        </w:tc>
+        <w:tc>
+          <w:tcPr>
+            <w:tcW w:w="2579" w:type="dxa"/>
+            <w:vAlign w:val="center"/>
+          </w:tcPr>
+          <w:p/>
+        </w:tc>
+        <w:tc>
+          <w:tcPr>
+            <w:tcW w:w="2809" w:type="dxa"/>
+            <w:vAlign w:val="center"/>
+          </w:tcPr>
+          <w:p/>
+        </w:tc>
+      </w:tr>
+      <w:tr>
+        <w:trPr>
+          <w:trHeight w:val="490"/>
+          <w:jc w:val="center"/>
+        </w:trPr>
+        <w:tc>
+          <w:tcPr>
+            <w:tcW w:w="2178" w:type="dxa"/>
+            <w:shd w:val="clear" w:color="auto" w:fill="EAF2F7"/>
+            <w:vAlign w:val="center"/>
+          </w:tcPr>
+          <w:p>
+            <w:r>
+              <w:t>Bonus 5: ID ___</w:t>
+            </w:r>
+          </w:p>
+        </w:tc>
+        <w:tc>
+          <w:tcPr>
+            <w:tcW w:w="2579" w:type="dxa"/>
+            <w:shd w:val="clear" w:color="auto" w:fill="EAF2F7"/>
+            <w:vAlign w:val="center"/>
+          </w:tcPr>
+          <w:p/>
+        </w:tc>
+        <w:tc>
+          <w:tcPr>
+            <w:tcW w:w="2809" w:type="dxa"/>
+            <w:shd w:val="clear" w:color="auto" w:fill="EAF2F7"/>
+            <w:vAlign w:val="center"/>
+          </w:tcPr>
+          <w:p/>
         </w:tc>
       </w:tr>
     </w:tbl>
@@ -551,15 +642,242 @@
           <w:iCs/>
         </w:rPr>
       </w:pPr>
-      <w:r>
+    </w:p>
+    <w:p>
+      <w:pPr>
+        <w:spacing w:after="200"/>
         <w:rPr>
           <w:i/>
           <w:iCs/>
         </w:rPr>
-        <w:t>For the captured unknown, which observation most strongly supports the classification?</w:t>
-      </w:r>
+      </w:pPr>
+    </w:p>
+    <w:tbl>
+      <w:tblPr>
+        <w:tblStyle w:val="TableGrid"/>
+        <w:tblW w:w="7566" w:type="dxa"/>
+        <w:jc w:val="center"/>
+        <w:tblLook w:val="04A0" w:firstRow="1" w:lastRow="0" w:firstColumn="1" w:lastColumn="0" w:noHBand="0" w:noVBand="1"/>
+      </w:tblPr>
+      <w:tblGrid>
+        <w:gridCol w:w="2178"/>
+        <w:gridCol w:w="2579"/>
+        <w:gridCol w:w="2809"/>
+      </w:tblGrid>
+      <w:tr>
+        <w:trPr>
+          <w:trHeight w:val="432"/>
+          <w:tblHeader/>
+          <w:jc w:val="center"/>
+        </w:trPr>
+        <w:tc>
+          <w:tcPr>
+            <w:tcW w:w="2178" w:type="dxa"/>
+            <w:shd w:val="clear" w:color="auto" w:fill="17324D"/>
+            <w:vAlign w:val="center"/>
+          </w:tcPr>
+          <w:p>
+            <w:r>
+              <w:rPr>
+                <w:b/>
+                <w:color w:val="FFFFFF"/>
+              </w:rPr>
+              <w:t>Station ID</w:t>
+            </w:r>
+          </w:p>
+        </w:tc>
+        <w:tc>
+          <w:tcPr>
+            <w:tcW w:w="2579" w:type="dxa"/>
+            <w:shd w:val="clear" w:color="auto" w:fill="17324D"/>
+            <w:vAlign w:val="center"/>
+          </w:tcPr>
+          <w:p>
+            <w:r>
+              <w:rPr>
+                <w:b/>
+                <w:color w:val="FFFFFF"/>
+              </w:rPr>
+              <w:t>Measurement key</w:t>
+            </w:r>
+          </w:p>
+        </w:tc>
+        <w:tc>
+          <w:tcPr>
+            <w:tcW w:w="2809" w:type="dxa"/>
+            <w:shd w:val="clear" w:color="auto" w:fill="17324D"/>
+            <w:vAlign w:val="center"/>
+          </w:tcPr>
+          <w:p>
+            <w:r>
+              <w:rPr>
+                <w:b/>
+                <w:color w:val="FFFFFF"/>
+              </w:rPr>
+              <w:t>Recovered message (exact text)</w:t>
+            </w:r>
+          </w:p>
+        </w:tc>
+      </w:tr>
+      <w:tr>
+        <w:trPr>
+          <w:trHeight w:val="490"/>
+          <w:jc w:val="center"/>
+        </w:trPr>
+        <w:tc>
+          <w:tcPr>
+            <w:tcW w:w="2178" w:type="dxa"/>
+            <w:vAlign w:val="center"/>
+          </w:tcPr>
+          <w:p/>
+        </w:tc>
+        <w:tc>
+          <w:tcPr>
+            <w:tcW w:w="2579" w:type="dxa"/>
+            <w:vAlign w:val="center"/>
+          </w:tcPr>
+          <w:p/>
+        </w:tc>
+        <w:tc>
+          <w:tcPr>
+            <w:tcW w:w="2809" w:type="dxa"/>
+            <w:vAlign w:val="center"/>
+          </w:tcPr>
+          <w:p/>
+        </w:tc>
+      </w:tr>
+      <w:tr>
+        <w:trPr>
+          <w:trHeight w:val="490"/>
+          <w:jc w:val="center"/>
+        </w:trPr>
+        <w:tc>
+          <w:tcPr>
+            <w:tcW w:w="2178" w:type="dxa"/>
+            <w:vAlign w:val="center"/>
+          </w:tcPr>
+          <w:p/>
+        </w:tc>
+        <w:tc>
+          <w:tcPr>
+            <w:tcW w:w="2579" w:type="dxa"/>
+            <w:vAlign w:val="center"/>
+          </w:tcPr>
+          <w:p/>
+        </w:tc>
+        <w:tc>
+          <w:tcPr>
+            <w:tcW w:w="2809" w:type="dxa"/>
+            <w:vAlign w:val="center"/>
+          </w:tcPr>
+          <w:p/>
+        </w:tc>
+      </w:tr>
+      <w:tr>
+        <w:trPr>
+          <w:trHeight w:val="490"/>
+          <w:jc w:val="center"/>
+        </w:trPr>
+        <w:tc>
+          <w:tcPr>
+            <w:tcW w:w="2178" w:type="dxa"/>
+            <w:shd w:val="clear" w:color="auto" w:fill="EAF2F7"/>
+            <w:vAlign w:val="center"/>
+          </w:tcPr>
+          <w:p/>
+        </w:tc>
+        <w:tc>
+          <w:tcPr>
+            <w:tcW w:w="2579" w:type="dxa"/>
+            <w:shd w:val="clear" w:color="auto" w:fill="EAF2F7"/>
+            <w:vAlign w:val="center"/>
+          </w:tcPr>
+          <w:p/>
+        </w:tc>
+        <w:tc>
+          <w:tcPr>
+            <w:tcW w:w="2809" w:type="dxa"/>
+            <w:shd w:val="clear" w:color="auto" w:fill="EAF2F7"/>
+            <w:vAlign w:val="center"/>
+          </w:tcPr>
+          <w:p/>
+        </w:tc>
+      </w:tr>
+      <w:tr>
+        <w:trPr>
+          <w:trHeight w:val="490"/>
+          <w:jc w:val="center"/>
+        </w:trPr>
+        <w:tc>
+          <w:tcPr>
+            <w:tcW w:w="2178" w:type="dxa"/>
+            <w:vAlign w:val="center"/>
+          </w:tcPr>
+          <w:p/>
+        </w:tc>
+        <w:tc>
+          <w:tcPr>
+            <w:tcW w:w="2579" w:type="dxa"/>
+            <w:vAlign w:val="center"/>
+          </w:tcPr>
+          <w:p/>
+        </w:tc>
+        <w:tc>
+          <w:tcPr>
+            <w:tcW w:w="2809" w:type="dxa"/>
+            <w:vAlign w:val="center"/>
+          </w:tcPr>
+          <w:p/>
+        </w:tc>
+      </w:tr>
+      <w:tr>
+        <w:trPr>
+          <w:trHeight w:val="490"/>
+          <w:jc w:val="center"/>
+        </w:trPr>
+        <w:tc>
+          <w:tcPr>
+            <w:tcW w:w="2178" w:type="dxa"/>
+            <w:shd w:val="clear" w:color="auto" w:fill="EAF2F7"/>
+            <w:vAlign w:val="center"/>
+          </w:tcPr>
+          <w:p/>
+        </w:tc>
+        <w:tc>
+          <w:tcPr>
+            <w:tcW w:w="2579" w:type="dxa"/>
+            <w:shd w:val="clear" w:color="auto" w:fill="EAF2F7"/>
+            <w:vAlign w:val="center"/>
+          </w:tcPr>
+          <w:p/>
+        </w:tc>
+        <w:tc>
+          <w:tcPr>
+            <w:tcW w:w="2809" w:type="dxa"/>
+            <w:shd w:val="clear" w:color="auto" w:fill="EAF2F7"/>
+            <w:vAlign w:val="center"/>
+          </w:tcPr>
+          <w:p/>
+        </w:tc>
+      </w:tr>
+    </w:tbl>
+    <w:p>
+      <w:pPr>
+        <w:pStyle w:val="Heading1"/>
+      </w:pPr>
     </w:p>
     <w:p>
+      <w:pPr>
+        <w:spacing w:after="200"/>
+        <w:rPr>
+          <w:rFonts w:asciiTheme="majorHAnsi" w:eastAsiaTheme="majorEastAsia" w:hAnsiTheme="majorHAnsi" w:cstheme="majorBidi"/>
+          <w:b/>
+          <w:bCs/>
+          <w:color w:val="17324D"/>
+          <w:sz w:val="30"/>
+          <w:szCs w:val="28"/>
+        </w:rPr>
+      </w:pPr>
       <w:r>
         <w:br w:type="page"/>
       </w:r>
@@ -569,12 +887,17 @@
         <w:pStyle w:val="Heading1"/>
       </w:pPr>
       <w:r>
+        <w:lastRenderedPageBreak/>
         <w:t>Table 3 - SNR and Shannon Capacity (20)</w:t>
       </w:r>
+    </w:p>
+    <w:p/>
+    <w:p>
       <w:r>
-        <w:t xml:space="preserve"/>
+        <w:t>Security telemetry link: 100 kHz bandwidth; required rate 300 kbit/s; signal 0.100 Vrms; baseline noise 0.010 Vrms; changed noise 0.050 Vrms. Equal impedance; additive white Gaussian noise model. Use the same signal and bandwidth for both conditions.</w:t>
       </w:r>
     </w:p>
+    <w:p/>
     <w:tbl>
       <w:tblPr>
         <w:tblStyle w:val="TableGrid"/>
@@ -582,12 +905,12 @@
         <w:tblLook w:val="04A0" w:firstRow="1" w:lastRow="0" w:firstColumn="1" w:lastColumn="0" w:noHBand="0" w:noVBand="1"/>
       </w:tblPr>
       <w:tblGrid>
-        <w:gridCol w:w="1874"/>
-        <w:gridCol w:w="1692"/>
-        <w:gridCol w:w="1816"/>
-        <w:gridCol w:w="1816"/>
-        <w:gridCol w:w="1834"/>
-        <w:gridCol w:w="1840"/>
+        <w:gridCol w:w="1881"/>
+        <w:gridCol w:w="1753"/>
+        <w:gridCol w:w="1740"/>
+        <w:gridCol w:w="1739"/>
+        <w:gridCol w:w="1911"/>
+        <w:gridCol w:w="1848"/>
       </w:tblGrid>
       <w:tr>
         <w:trPr>
@@ -702,9 +1025,6 @@
           </w:tcPr>
           <w:p>
             <w:r>
-              <w:rPr>
-                <w:b w:val="0"/>
-              </w:rPr>
               <w:t>Baseline noise</w:t>
             </w:r>
           </w:p>
@@ -714,65 +1034,35 @@
             <w:tcW w:w="2352" w:type="dxa"/>
             <w:vAlign w:val="center"/>
           </w:tcPr>
-          <w:p>
-            <w:r>
-              <w:rPr>
-                <w:b w:val="0"/>
-              </w:rPr>
-            </w:r>
-          </w:p>
+          <w:p/>
         </w:tc>
         <w:tc>
           <w:tcPr>
             <w:tcW w:w="2352" w:type="dxa"/>
             <w:vAlign w:val="center"/>
           </w:tcPr>
-          <w:p>
-            <w:r>
-              <w:rPr>
-                <w:b w:val="0"/>
-              </w:rPr>
-            </w:r>
-          </w:p>
+          <w:p/>
         </w:tc>
         <w:tc>
           <w:tcPr>
             <w:tcW w:w="2352" w:type="dxa"/>
             <w:vAlign w:val="center"/>
           </w:tcPr>
-          <w:p>
-            <w:r>
-              <w:rPr>
-                <w:b w:val="0"/>
-              </w:rPr>
-            </w:r>
-          </w:p>
+          <w:p/>
         </w:tc>
         <w:tc>
           <w:tcPr>
             <w:tcW w:w="2352" w:type="dxa"/>
             <w:vAlign w:val="center"/>
           </w:tcPr>
-          <w:p>
-            <w:r>
-              <w:rPr>
-                <w:b w:val="0"/>
-              </w:rPr>
-            </w:r>
-          </w:p>
+          <w:p/>
         </w:tc>
         <w:tc>
           <w:tcPr>
             <w:tcW w:w="2352" w:type="dxa"/>
             <w:vAlign w:val="center"/>
           </w:tcPr>
-          <w:p>
-            <w:r>
-              <w:rPr>
-                <w:b w:val="0"/>
-              </w:rPr>
-            </w:r>
-          </w:p>
+          <w:p/>
         </w:tc>
       </w:tr>
       <w:tr>
@@ -787,9 +1077,6 @@
           </w:tcPr>
           <w:p>
             <w:r>
-              <w:rPr>
-                <w:b w:val="0"/>
-              </w:rPr>
               <w:t>Changed noise</w:t>
             </w:r>
           </w:p>
@@ -800,13 +1087,7 @@
             <w:shd w:val="clear" w:color="auto" w:fill="EAF2F7"/>
             <w:vAlign w:val="center"/>
           </w:tcPr>
-          <w:p>
-            <w:r>
-              <w:rPr>
-                <w:b w:val="0"/>
-              </w:rPr>
-            </w:r>
-          </w:p>
+          <w:p/>
         </w:tc>
         <w:tc>
           <w:tcPr>
@@ -814,13 +1095,7 @@
             <w:shd w:val="clear" w:color="auto" w:fill="EAF2F7"/>
             <w:vAlign w:val="center"/>
           </w:tcPr>
-          <w:p>
-            <w:r>
-              <w:rPr>
-                <w:b w:val="0"/>
-              </w:rPr>
-            </w:r>
-          </w:p>
+          <w:p/>
         </w:tc>
         <w:tc>
           <w:tcPr>
@@ -828,13 +1103,7 @@
             <w:shd w:val="clear" w:color="auto" w:fill="EAF2F7"/>
             <w:vAlign w:val="center"/>
           </w:tcPr>
-          <w:p>
-            <w:r>
-              <w:rPr>
-                <w:b w:val="0"/>
-              </w:rPr>
-            </w:r>
-          </w:p>
+          <w:p/>
         </w:tc>
         <w:tc>
           <w:tcPr>
@@ -842,13 +1111,7 @@
             <w:shd w:val="clear" w:color="auto" w:fill="EAF2F7"/>
             <w:vAlign w:val="center"/>
           </w:tcPr>
-          <w:p>
-            <w:r>
-              <w:rPr>
-                <w:b w:val="0"/>
-              </w:rPr>
-            </w:r>
-          </w:p>
+          <w:p/>
         </w:tc>
         <w:tc>
           <w:tcPr>
@@ -856,30 +1119,44 @@
             <w:shd w:val="clear" w:color="auto" w:fill="EAF2F7"/>
             <w:vAlign w:val="center"/>
           </w:tcPr>
-          <w:p>
-            <w:r>
-              <w:rPr>
-                <w:b w:val="0"/>
-              </w:rPr>
-            </w:r>
-          </w:p>
+          <w:p/>
         </w:tc>
       </w:tr>
     </w:tbl>
     <w:p>
       <w:r>
-        <w:t>Capacity loss: __________________   Show one complete SNR and capacity calculation below.</w:t>
+        <w:t>Capacity loss: _________________</w:t>
+      </w:r>
+      <w:proofErr w:type="gramStart"/>
+      <w:r>
+        <w:t xml:space="preserve">_  </w:t>
+      </w:r>
+      <w:proofErr w:type="gramEnd"/>
+      <w:r>
+        <w:t xml:space="preserve"> Show one complete SNR and capacity calculation below.</w:t>
+      </w:r>
+    </w:p>
+    <w:p/>
+    <w:p>
+      <w:r>
+        <w:br/>
+      </w:r>
+      <w:r>
+        <w:rPr>
+          <w:i/>
+          <w:iCs/>
+        </w:rPr>
+        <w:t>Why is Shannon capacity an upper bound for this model rather than measured application throughput?</w:t>
       </w:r>
     </w:p>
     <w:p>
       <w:r>
         <w:br/>
+      </w:r>
+      <w:r>
         <w:br/>
-        <w:br/>
-        <w:br/>
-        <w:br/>
-        <w:br/>
-        <w:br/>
+      </w:r>
+      <w:r>
         <w:br/>
       </w:r>
     </w:p>
@@ -896,14 +1173,7 @@
           <w:i/>
           <w:iCs/>
         </w:rPr>
-        <w:t>Why is Shannon capacity an upper bound for this model rather than measured application throughput?</w:t>
-      </w:r>
-    </w:p>
-    <w:p>
-      <w:r>
-        <w:br/>
-        <w:br/>
-        <w:br/>
+        <w:t>Can the modeled channel support the required 300 kbit/s in each condition? What can and cannot be concluded when the requirement is below the Shannon limit?</w:t>
       </w:r>
     </w:p>
     <w:p>
@@ -916,10 +1186,8 @@
         <w:pStyle w:val="Heading1"/>
       </w:pPr>
       <w:r>
+        <w:lastRenderedPageBreak/>
         <w:t>Evidence (15)</w:t>
-      </w:r>
-      <w:r>
-        <w:t xml:space="preserve"/>
       </w:r>
     </w:p>
     <w:p>
@@ -943,11 +1211,23 @@
     <w:p>
       <w:r>
         <w:br/>
+      </w:r>
+      <w:r>
         <w:br/>
+      </w:r>
+      <w:r>
         <w:br/>
+      </w:r>
+      <w:r>
         <w:br/>
+      </w:r>
+      <w:r>
         <w:br/>
+      </w:r>
+      <w:r>
         <w:br/>
+      </w:r>
+      <w:r>
         <w:br/>
       </w:r>
     </w:p>
@@ -967,11 +1247,23 @@
     <w:p>
       <w:r>
         <w:br/>
+      </w:r>
+      <w:r>
         <w:br/>
+      </w:r>
+      <w:r>
         <w:br/>
+      </w:r>
+      <w:r>
         <w:br/>
+      </w:r>
+      <w:r>
         <w:br/>
+      </w:r>
+      <w:r>
         <w:br/>
+      </w:r>
+      <w:r>
         <w:br/>
       </w:r>
     </w:p>
@@ -985,10 +1277,8 @@
         <w:pStyle w:val="Heading1"/>
       </w:pPr>
       <w:r>
+        <w:lastRenderedPageBreak/>
         <w:t>Conclusion (15)</w:t>
-      </w:r>
-      <w:r>
-        <w:t xml:space="preserve"/>
       </w:r>
     </w:p>
     <w:p>
@@ -1003,42 +1293,23 @@
           <w:i/>
           <w:iCs/>
         </w:rPr>
-        <w:t xml:space="preserve">Give a summary of what you did in this lab. What was easy to do? What was difficult? What did you learn this lab? In addition, answer these questions:</w:t>
+        <w:t xml:space="preserve">Give a summary of what you did in this lab. What was easy to do? What was difficult? What did you </w:t>
       </w:r>
+      <w:proofErr w:type="gramStart"/>
       <w:r>
         <w:rPr>
           <w:i/>
           <w:iCs/>
         </w:rPr>
-        <w:t/>
+        <w:t>learn</w:t>
       </w:r>
+      <w:proofErr w:type="gramEnd"/>
       <w:r>
         <w:rPr>
           <w:i/>
           <w:iCs/>
         </w:rPr>
-        <w:t xml:space="preserve"/>
-      </w:r>
-      <w:r>
-        <w:rPr>
-          <w:i/>
-          <w:iCs/>
-        </w:rPr>
-        <w:t xml:space="preserve"/>
-      </w:r>
-      <w:r>
-        <w:rPr>
-          <w:i/>
-          <w:iCs/>
-        </w:rPr>
-        <w:t/>
-      </w:r>
-      <w:r>
-        <w:rPr>
-          <w:i/>
-          <w:iCs/>
-        </w:rPr>
-        <w:t xml:space="preserve"/>
+        <w:t xml:space="preserve"> this lab? In addition, answer these questions:</w:t>
       </w:r>
     </w:p>
     <w:p>
@@ -1058,14 +1329,7 @@
           <w:i/>
           <w:iCs/>
         </w:rPr>
-        <w:t xml:space="preserve">Which reference fingerprint was easiest to distinguish, and why?</w:t>
-      </w:r>
-      <w:r>
-        <w:rPr>
-          <w:i/>
-          <w:iCs/>
-        </w:rPr>
-        <w:t/>
+        <w:t>Which reference fingerprint was easiest to distinguish, and why?</w:t>
       </w:r>
     </w:p>
     <w:p>
@@ -1085,68 +1349,7 @@
           <w:i/>
           <w:iCs/>
         </w:rPr>
-        <w:t xml:space="preserve">Which evidence most strongly supported your selected unknown classification?</w:t>
-      </w:r>
-      <w:r>
-        <w:rPr>
-          <w:i/>
-          <w:iCs/>
-        </w:rPr>
-        <w:t/>
-      </w:r>
-    </w:p>
-    <w:p>
-      <w:pPr>
-        <w:pStyle w:val="ListParagraph"/>
-        <w:numPr>
-          <w:ilvl w:val="0"/>
-          <w:numId w:val="10"/>
-        </w:numPr>
-        <w:rPr>
-          <w:i/>
-          <w:iCs/>
-        </w:rPr>
-      </w:pPr>
-      <w:r>
-        <w:rPr>
-          <w:i/>
-          <w:iCs/>
-        </w:rPr>
-        <w:t xml:space="preserve">How did increased noise affect SNR and theoretical capacity?</w:t>
-      </w:r>
-      <w:r>
-        <w:rPr>
-          <w:i/>
-          <w:iCs/>
-        </w:rPr>
-        <w:t/>
-      </w:r>
-    </w:p>
-    <w:p>
-      <w:pPr>
-        <w:pStyle w:val="ListParagraph"/>
-        <w:numPr>
-          <w:ilvl w:val="0"/>
-          <w:numId w:val="10"/>
-        </w:numPr>
-        <w:rPr>
-          <w:i/>
-          <w:iCs/>
-        </w:rPr>
-      </w:pPr>
-      <w:r>
-        <w:rPr>
-          <w:i/>
-          <w:iCs/>
-        </w:rPr>
-        <w:t xml:space="preserve">What could you classify, and what could you not attribute from the spectrum?</w:t>
-      </w:r>
-      <w:r>
-        <w:rPr>
-          <w:i/>
-          <w:iCs/>
-        </w:rPr>
-        <w:t/>
+        <w:t>How did increased noise affect SNR and theoretical capacity?</w:t>
       </w:r>
     </w:p>
     <w:sectPr>
